--- a/CHECKLISTS/BOTTOM INSPECTION/CHECK LIST/BS-01.docx
+++ b/CHECKLISTS/BOTTOM INSPECTION/CHECK LIST/BS-01.docx
@@ -18186,211 +18186,27 @@
     </w:p>
     <w:p>
       <w:pPr>
-        <w:tabs>
-          <w:tab w:val="left" w:pos="3228"/>
-          <w:tab w:val="left" w:pos="6678"/>
-        </w:tabs>
-        <w:ind w:left="180"/>
-        <w:rPr>
-          <w:rFonts w:eastAsia="Calibri" w:cstheme="minorHAnsi"/>
+        <w:jc w:val="right"/>
+        <w:spacing w:after="200"/>
+      </w:pPr>
+      <w:sdt>
+        <w:sdtPr>
+          <w:tag w:val="surveyor_name"/>
+        </w:sdtPr>
+        <w:sdtContent>
+          <w:r>
+            <w:t>{surveyor_name}</w:t>
+          </w:r>
+        </w:sdtContent>
+      </w:sdt>
+      <w:r>
+        <w:rPr>
+          <w:rFonts w:ascii="Arial" w:hAnsi="Arial"/>
+          <w:bold/>
           <w:sz w:val="18"/>
-          <w:szCs w:val="18"/>
-        </w:rPr>
-      </w:pPr>
-      <w:r>
-        <w:rPr>
-          <w:rFonts w:cstheme="minorHAnsi"/>
-          <w:b/>
-          <w:spacing w:val="-1"/>
-          <w:sz w:val="18"/>
-        </w:rPr>
-        <w:t>Date</w:t>
-      </w:r>
-      <w:r>
-        <w:rPr>
-          <w:rFonts w:cstheme="minorHAnsi"/>
-          <w:b/>
-          <w:spacing w:val="-4"/>
-          <w:sz w:val="18"/>
-        </w:rPr>
-        <w:t xml:space="preserve"> </w:t>
-      </w:r>
-      <w:r>
-        <w:rPr>
-          <w:rFonts w:cstheme="minorHAnsi"/>
-          <w:b/>
-          <w:spacing w:val="-1"/>
-          <w:sz w:val="18"/>
-        </w:rPr>
-        <w:t>and</w:t>
-      </w:r>
-      <w:r>
-        <w:rPr>
-          <w:rFonts w:cstheme="minorHAnsi"/>
-          <w:b/>
-          <w:spacing w:val="-3"/>
-          <w:sz w:val="18"/>
-        </w:rPr>
-        <w:t xml:space="preserve"> </w:t>
-      </w:r>
-      <w:r>
-        <w:rPr>
-          <w:rFonts w:cstheme="minorHAnsi"/>
-          <w:b/>
-          <w:spacing w:val="-1"/>
-          <w:sz w:val="18"/>
-        </w:rPr>
-        <w:t>Place</w:t>
-      </w:r>
-      <w:r>
-        <w:rPr>
-          <w:rFonts w:cstheme="minorHAnsi"/>
-          <w:b/>
-          <w:spacing w:val="-2"/>
-          <w:sz w:val="18"/>
-        </w:rPr>
-        <w:t xml:space="preserve"> </w:t>
-      </w:r>
-      <w:r>
-        <w:rPr>
-          <w:rFonts w:cstheme="minorHAnsi"/>
-          <w:b/>
-          <w:spacing w:val="-1"/>
-          <w:sz w:val="18"/>
-        </w:rPr>
-        <w:t>of</w:t>
-      </w:r>
-      <w:r>
-        <w:rPr>
-          <w:rFonts w:cstheme="minorHAnsi"/>
-          <w:b/>
-          <w:spacing w:val="-2"/>
-          <w:sz w:val="18"/>
-        </w:rPr>
-        <w:t xml:space="preserve"> </w:t>
-      </w:r>
-      <w:r>
-        <w:rPr>
-          <w:rFonts w:cstheme="minorHAnsi"/>
-          <w:b/>
-          <w:sz w:val="18"/>
-        </w:rPr>
-        <w:t>Survey</w:t>
-      </w:r>
-      <w:r>
-        <w:rPr>
-          <w:rFonts w:cstheme="minorHAnsi"/>
-          <w:b/>
-          <w:sz w:val="18"/>
-        </w:rPr>
-        <w:tab/>
-        <w:t>Master</w:t>
-      </w:r>
-      <w:r>
-        <w:rPr>
-          <w:rFonts w:cstheme="minorHAnsi"/>
-          <w:b/>
-          <w:spacing w:val="-5"/>
-          <w:sz w:val="18"/>
-        </w:rPr>
-        <w:t xml:space="preserve"> </w:t>
-      </w:r>
-      <w:r>
-        <w:rPr>
-          <w:rFonts w:cstheme="minorHAnsi"/>
-          <w:b/>
-          <w:spacing w:val="-1"/>
-          <w:sz w:val="18"/>
-        </w:rPr>
-        <w:t>Signature</w:t>
-      </w:r>
-      <w:r>
-        <w:rPr>
-          <w:rFonts w:cstheme="minorHAnsi"/>
-          <w:b/>
-          <w:spacing w:val="-4"/>
-          <w:sz w:val="18"/>
-        </w:rPr>
-        <w:t xml:space="preserve"> </w:t>
-      </w:r>
-      <w:r>
-        <w:rPr>
-          <w:rFonts w:cstheme="minorHAnsi"/>
-          <w:b/>
-          <w:sz w:val="18"/>
-        </w:rPr>
-        <w:t>&amp;</w:t>
-      </w:r>
-      <w:r>
-        <w:rPr>
-          <w:rFonts w:cstheme="minorHAnsi"/>
-          <w:b/>
-          <w:spacing w:val="-4"/>
-          <w:sz w:val="18"/>
-        </w:rPr>
-        <w:t xml:space="preserve"> </w:t>
-      </w:r>
-      <w:r>
-        <w:rPr>
-          <w:rFonts w:cstheme="minorHAnsi"/>
-          <w:b/>
-          <w:spacing w:val="-1"/>
-          <w:sz w:val="18"/>
-        </w:rPr>
-        <w:t>Stamp</w:t>
-      </w:r>
-      <w:r>
-        <w:rPr>
-          <w:rFonts w:cstheme="minorHAnsi"/>
-          <w:b/>
-          <w:spacing w:val="-1"/>
-          <w:sz w:val="18"/>
-        </w:rPr>
-        <w:tab/>
-      </w:r>
-      <w:r>
-        <w:rPr>
-          <w:rFonts w:cstheme="minorHAnsi"/>
-          <w:b/>
-          <w:spacing w:val="-1"/>
-          <w:sz w:val="18"/>
-        </w:rPr>
-        <w:t xml:space="preserve">      </w:t>
-      </w:r>
-      <w:r>
-        <w:rPr>
-          <w:rFonts w:cstheme="minorHAnsi"/>
-          <w:b/>
-          <w:sz w:val="18"/>
-        </w:rPr>
-        <w:t xml:space="preserve">GR </w:t>
-      </w:r>
-      <w:r>
-        <w:rPr>
-          <w:rFonts w:cstheme="minorHAnsi"/>
-          <w:b/>
-          <w:spacing w:val="-1"/>
-          <w:sz w:val="18"/>
-        </w:rPr>
-        <w:t>CLASS</w:t>
-      </w:r>
-      <w:r>
-        <w:rPr>
-          <w:rFonts w:cstheme="minorHAnsi"/>
-          <w:b/>
-          <w:spacing w:val="-3"/>
-          <w:sz w:val="18"/>
-        </w:rPr>
-        <w:t xml:space="preserve"> </w:t>
-      </w:r>
-      <w:r>
-        <w:rPr>
-          <w:rFonts w:cstheme="minorHAnsi"/>
-          <w:b/>
-          <w:spacing w:val="-1"/>
-          <w:sz w:val="18"/>
-        </w:rPr>
-        <w:t>REPRESENTATIVE</w:t>
+        </w:rPr>
+        <w:br/>
+        <w:t>GR CLASS REPRESENTATIVE</w:t>
       </w:r>
     </w:p>
     <w:sectPr>
